--- a/ASA_South_Florida_Student_Data_Challenge_2026_Call.docx
+++ b/ASA_South_Florida_Student_Data_Challenge_2026_Call.docx
@@ -184,7 +184,7 @@
           <w:sz w:val="22"/>
           <w:szCs w:val="22"/>
         </w:rPr>
-        <w:pict w14:anchorId="5CD6C37C">
+        <w:pict w14:anchorId="594359C9">
           <v:rect id="_x0000_i1030" alt="" style="width:468pt;height:.05pt;mso-width-percent:0;mso-height-percent:0;mso-width-percent:0;mso-height-percent:0" o:hralign="center" o:hrstd="t" o:hr="t" fillcolor="#a0a0a0" stroked="f"/>
         </w:pict>
       </w:r>
@@ -445,7 +445,7 @@
           <w:sz w:val="22"/>
           <w:szCs w:val="22"/>
         </w:rPr>
-        <w:pict w14:anchorId="536BB5EC">
+        <w:pict w14:anchorId="5900664D">
           <v:rect id="_x0000_i1029" alt="" style="width:468pt;height:.05pt;mso-width-percent:0;mso-height-percent:0;mso-width-percent:0;mso-height-percent:0" o:hralign="center" o:hrstd="t" o:hr="t" fillcolor="#a0a0a0" stroked="f"/>
         </w:pict>
       </w:r>
@@ -539,7 +539,7 @@
           <w:sz w:val="22"/>
           <w:szCs w:val="22"/>
         </w:rPr>
-        <w:pict w14:anchorId="62731339">
+        <w:pict w14:anchorId="57724CC5">
           <v:rect id="_x0000_i1028" alt="" style="width:468pt;height:.05pt;mso-width-percent:0;mso-height-percent:0;mso-width-percent:0;mso-height-percent:0" o:hralign="center" o:hrstd="t" o:hr="t" fillcolor="#a0a0a0" stroked="f"/>
         </w:pict>
       </w:r>
@@ -791,7 +791,7 @@
           <w:sz w:val="22"/>
           <w:szCs w:val="22"/>
         </w:rPr>
-        <w:pict w14:anchorId="0B8B9442">
+        <w:pict w14:anchorId="0604A9CE">
           <v:rect id="_x0000_i1027" alt="" style="width:468pt;height:.05pt;mso-width-percent:0;mso-height-percent:0;mso-width-percent:0;mso-height-percent:0" o:hralign="center" o:hrstd="t" o:hr="t" fillcolor="#a0a0a0" stroked="f"/>
         </w:pict>
       </w:r>
@@ -1104,7 +1104,7 @@
           <w:sz w:val="22"/>
           <w:szCs w:val="22"/>
         </w:rPr>
-        <w:pict w14:anchorId="0D72005F">
+        <w:pict w14:anchorId="36E17A90">
           <v:rect id="_x0000_i1026" alt="" style="width:468pt;height:.05pt;mso-width-percent:0;mso-height-percent:0;mso-width-percent:0;mso-height-percent:0" o:hralign="center" o:hrstd="t" o:hr="t" fillcolor="#a0a0a0" stroked="f"/>
         </w:pict>
       </w:r>
@@ -1215,7 +1215,87 @@
             <w:szCs w:val="22"/>
             <w14:ligatures w14:val="none"/>
           </w:rPr>
-          <w:t>submi</w:t>
+          <w:t>submission form</w:t>
+        </w:r>
+      </w:hyperlink>
+      <w:r>
+        <w:rPr>
+          <w:rFonts w:ascii="Times New Roman" w:eastAsia="Times New Roman" w:hAnsi="Times New Roman" w:cs="Times New Roman"/>
+          <w:kern w:val="0"/>
+          <w:sz w:val="22"/>
+          <w:szCs w:val="22"/>
+          <w14:ligatures w14:val="none"/>
+        </w:rPr>
+        <w:t xml:space="preserve"> by</w:t>
+      </w:r>
+      <w:r>
+        <w:rPr>
+          <w:rFonts w:ascii="Times New Roman" w:eastAsia="Times New Roman" w:hAnsi="Times New Roman" w:cs="Times New Roman"/>
+          <w:b/>
+          <w:bCs/>
+          <w:kern w:val="0"/>
+          <w:sz w:val="22"/>
+          <w:szCs w:val="22"/>
+          <w14:ligatures w14:val="none"/>
+        </w:rPr>
+        <w:t xml:space="preserve"> </w:t>
+      </w:r>
+      <w:r>
+        <w:rPr>
+          <w:rFonts w:ascii="Times New Roman" w:eastAsia="Times New Roman" w:hAnsi="Times New Roman" w:cs="Times New Roman"/>
+          <w:b/>
+          <w:bCs/>
+          <w:kern w:val="0"/>
+          <w:sz w:val="22"/>
+          <w:szCs w:val="22"/>
+          <w14:ligatures w14:val="none"/>
+        </w:rPr>
+        <w:t>February 20, 2026, at 11:59 PM EST</w:t>
+      </w:r>
+    </w:p>
+    <w:p>
+      <w:pPr>
+        <w:snapToGrid w:val="0"/>
+        <w:spacing w:after="60" w:line="240" w:lineRule="auto"/>
+        <w:rPr>
+          <w:rFonts w:ascii="Times New Roman" w:eastAsia="Times New Roman" w:hAnsi="Times New Roman" w:cs="Times New Roman"/>
+          <w:kern w:val="0"/>
+          <w:sz w:val="22"/>
+          <w:szCs w:val="22"/>
+          <w14:ligatures w14:val="none"/>
+        </w:rPr>
+      </w:pPr>
+      <w:r>
+        <w:rPr>
+          <w:rFonts w:ascii="Times New Roman" w:eastAsia="Times New Roman" w:hAnsi="Times New Roman" w:cs="Times New Roman"/>
+          <w:kern w:val="0"/>
+          <w:sz w:val="22"/>
+          <w:szCs w:val="22"/>
+          <w14:ligatures w14:val="none"/>
+        </w:rPr>
+        <w:t>Competition details:</w:t>
+      </w:r>
+      <w:r>
+        <w:rPr>
+          <w:rFonts w:ascii="Times New Roman" w:eastAsia="Times New Roman" w:hAnsi="Times New Roman" w:cs="Times New Roman"/>
+          <w:kern w:val="0"/>
+          <w:sz w:val="22"/>
+          <w:szCs w:val="22"/>
+          <w14:ligatures w14:val="none"/>
+        </w:rPr>
+        <w:t xml:space="preserve"> </w:t>
+      </w:r>
+      <w:hyperlink r:id="rId6" w:history="1">
+        <w:r>
+          <w:rPr>
+            <w:rStyle w:val="Hyperlink"/>
+            <w:rFonts w:ascii="Times New Roman" w:eastAsia="Times New Roman" w:hAnsi="Times New Roman" w:cs="Times New Roman"/>
+            <w:kern w:val="0"/>
+            <w:sz w:val="22"/>
+            <w:szCs w:val="22"/>
+            <w14:ligatures w14:val="none"/>
+          </w:rPr>
+          <w:t>https://luminwin</w:t>
         </w:r>
         <w:r>
           <w:rPr>
@@ -1226,7 +1306,7 @@
             <w:szCs w:val="22"/>
             <w14:ligatures w14:val="none"/>
           </w:rPr>
-          <w:t>s</w:t>
+          <w:t>.</w:t>
         </w:r>
         <w:r>
           <w:rPr>
@@ -1237,77 +1317,23 @@
             <w:szCs w:val="22"/>
             <w14:ligatures w14:val="none"/>
           </w:rPr>
-          <w:t>sion form</w:t>
+          <w:t>github.io/ASASF/</w:t>
         </w:r>
       </w:hyperlink>
       <w:r>
-        <w:rPr>
-          <w:rFonts w:ascii="Times New Roman" w:eastAsia="Times New Roman" w:hAnsi="Times New Roman" w:cs="Times New Roman"/>
-          <w:kern w:val="0"/>
-          <w:sz w:val="22"/>
-          <w:szCs w:val="22"/>
-          <w14:ligatures w14:val="none"/>
-        </w:rPr>
-        <w:t xml:space="preserve"> by</w:t>
-      </w:r>
-      <w:r>
-        <w:rPr>
-          <w:rFonts w:ascii="Times New Roman" w:eastAsia="Times New Roman" w:hAnsi="Times New Roman" w:cs="Times New Roman"/>
-          <w:b/>
-          <w:bCs/>
-          <w:kern w:val="0"/>
-          <w:sz w:val="22"/>
-          <w:szCs w:val="22"/>
-          <w14:ligatures w14:val="none"/>
-        </w:rPr>
-        <w:t xml:space="preserve"> </w:t>
-      </w:r>
-      <w:r>
-        <w:rPr>
-          <w:rFonts w:ascii="Times New Roman" w:eastAsia="Times New Roman" w:hAnsi="Times New Roman" w:cs="Times New Roman"/>
-          <w:b/>
-          <w:bCs/>
-          <w:kern w:val="0"/>
-          <w:sz w:val="22"/>
-          <w:szCs w:val="22"/>
-          <w14:ligatures w14:val="none"/>
-        </w:rPr>
-        <w:t>February 20, 2026, at 11:59 PM EST</w:t>
-      </w:r>
-    </w:p>
-    <w:p>
-      <w:pPr>
-        <w:snapToGrid w:val="0"/>
-        <w:spacing w:after="60" w:line="240" w:lineRule="auto"/>
-        <w:rPr>
-          <w:rFonts w:ascii="Times New Roman" w:eastAsia="Times New Roman" w:hAnsi="Times New Roman" w:cs="Times New Roman"/>
-          <w:kern w:val="0"/>
-          <w:sz w:val="22"/>
-          <w:szCs w:val="22"/>
-          <w14:ligatures w14:val="none"/>
-        </w:rPr>
-      </w:pPr>
-      <w:r>
-        <w:rPr>
-          <w:rFonts w:ascii="Times New Roman" w:eastAsia="Times New Roman" w:hAnsi="Times New Roman" w:cs="Times New Roman"/>
-          <w:kern w:val="0"/>
-          <w:sz w:val="22"/>
-          <w:szCs w:val="22"/>
-          <w14:ligatures w14:val="none"/>
-        </w:rPr>
-        <w:t>Competition details, data access, and submission instructions:</w:t>
-      </w:r>
-      <w:r>
-        <w:rPr>
-          <w:rFonts w:ascii="Times New Roman" w:eastAsia="Times New Roman" w:hAnsi="Times New Roman" w:cs="Times New Roman"/>
-          <w:kern w:val="0"/>
-          <w:sz w:val="22"/>
-          <w:szCs w:val="22"/>
-          <w14:ligatures w14:val="none"/>
-        </w:rPr>
-        <w:t xml:space="preserve"> </w:t>
-      </w:r>
-      <w:hyperlink r:id="rId6" w:history="1">
+        <w:t xml:space="preserve">. </w:t>
+      </w:r>
+      <w:r>
+        <w:rPr>
+          <w:rFonts w:ascii="Times New Roman" w:eastAsia="Times New Roman" w:hAnsi="Times New Roman" w:cs="Times New Roman"/>
+          <w:kern w:val="0"/>
+          <w:sz w:val="22"/>
+          <w:szCs w:val="22"/>
+          <w14:ligatures w14:val="none"/>
+        </w:rPr>
+        <w:t xml:space="preserve">Technical resources are hosted in the </w:t>
+      </w:r>
+      <w:hyperlink r:id="rId7" w:history="1">
         <w:r>
           <w:rPr>
             <w:rStyle w:val="Hyperlink"/>
@@ -1317,9 +1343,41 @@
             <w:szCs w:val="22"/>
             <w14:ligatures w14:val="none"/>
           </w:rPr>
-          <w:t>https://luminwin.github.io/ASASF/</w:t>
+          <w:t>GitHub re</w:t>
+        </w:r>
+        <w:r>
+          <w:rPr>
+            <w:rStyle w:val="Hyperlink"/>
+            <w:rFonts w:ascii="Times New Roman" w:eastAsia="Times New Roman" w:hAnsi="Times New Roman" w:cs="Times New Roman"/>
+            <w:kern w:val="0"/>
+            <w:sz w:val="22"/>
+            <w:szCs w:val="22"/>
+            <w14:ligatures w14:val="none"/>
+          </w:rPr>
+          <w:t>p</w:t>
+        </w:r>
+        <w:r>
+          <w:rPr>
+            <w:rStyle w:val="Hyperlink"/>
+            <w:rFonts w:ascii="Times New Roman" w:eastAsia="Times New Roman" w:hAnsi="Times New Roman" w:cs="Times New Roman"/>
+            <w:kern w:val="0"/>
+            <w:sz w:val="22"/>
+            <w:szCs w:val="22"/>
+            <w14:ligatures w14:val="none"/>
+          </w:rPr>
+          <w:t>ository</w:t>
         </w:r>
       </w:hyperlink>
+      <w:r>
+        <w:rPr>
+          <w:rFonts w:ascii="Times New Roman" w:eastAsia="Times New Roman" w:hAnsi="Times New Roman" w:cs="Times New Roman"/>
+          <w:kern w:val="0"/>
+          <w:sz w:val="22"/>
+          <w:szCs w:val="22"/>
+          <w14:ligatures w14:val="none"/>
+        </w:rPr>
+        <w:t>.</w:t>
+      </w:r>
     </w:p>
     <w:p>
       <w:pPr>
@@ -1341,7 +1399,7 @@
           <w:sz w:val="22"/>
           <w:szCs w:val="22"/>
         </w:rPr>
-        <w:pict w14:anchorId="6545B327">
+        <w:pict w14:anchorId="2CF3EDCA">
           <v:rect id="_x0000_i1025" alt="" style="width:468pt;height:.05pt;mso-width-percent:0;mso-height-percent:0;mso-width-percent:0;mso-height-percent:0" o:hralign="center" o:hrstd="t" o:hr="t" fillcolor="#a0a0a0" stroked="f"/>
         </w:pict>
       </w:r>

--- a/ASA_South_Florida_Student_Data_Challenge_2026_Call.docx
+++ b/ASA_South_Florida_Student_Data_Challenge_2026_Call.docx
@@ -184,7 +184,7 @@
           <w:sz w:val="22"/>
           <w:szCs w:val="22"/>
         </w:rPr>
-        <w:pict w14:anchorId="594359C9">
+        <w:pict w14:anchorId="7C93F8C7">
           <v:rect id="_x0000_i1030" alt="" style="width:468pt;height:.05pt;mso-width-percent:0;mso-height-percent:0;mso-width-percent:0;mso-height-percent:0" o:hralign="center" o:hrstd="t" o:hr="t" fillcolor="#a0a0a0" stroked="f"/>
         </w:pict>
       </w:r>
@@ -445,7 +445,7 @@
           <w:sz w:val="22"/>
           <w:szCs w:val="22"/>
         </w:rPr>
-        <w:pict w14:anchorId="5900664D">
+        <w:pict w14:anchorId="3D04ACEF">
           <v:rect id="_x0000_i1029" alt="" style="width:468pt;height:.05pt;mso-width-percent:0;mso-height-percent:0;mso-width-percent:0;mso-height-percent:0" o:hralign="center" o:hrstd="t" o:hr="t" fillcolor="#a0a0a0" stroked="f"/>
         </w:pict>
       </w:r>
@@ -539,7 +539,7 @@
           <w:sz w:val="22"/>
           <w:szCs w:val="22"/>
         </w:rPr>
-        <w:pict w14:anchorId="57724CC5">
+        <w:pict w14:anchorId="59F9CAA0">
           <v:rect id="_x0000_i1028" alt="" style="width:468pt;height:.05pt;mso-width-percent:0;mso-height-percent:0;mso-width-percent:0;mso-height-percent:0" o:hralign="center" o:hrstd="t" o:hr="t" fillcolor="#a0a0a0" stroked="f"/>
         </w:pict>
       </w:r>
@@ -791,7 +791,7 @@
           <w:sz w:val="22"/>
           <w:szCs w:val="22"/>
         </w:rPr>
-        <w:pict w14:anchorId="0604A9CE">
+        <w:pict w14:anchorId="390011E6">
           <v:rect id="_x0000_i1027" alt="" style="width:468pt;height:.05pt;mso-width-percent:0;mso-height-percent:0;mso-width-percent:0;mso-height-percent:0" o:hralign="center" o:hrstd="t" o:hr="t" fillcolor="#a0a0a0" stroked="f"/>
         </w:pict>
       </w:r>
@@ -846,7 +846,31 @@
           <w:szCs w:val="22"/>
           <w14:ligatures w14:val="none"/>
         </w:rPr>
-        <w:t>$150 per winner</w:t>
+        <w:t>$</w:t>
+      </w:r>
+      <w:r>
+        <w:rPr>
+          <w:rFonts w:ascii="Times New Roman" w:eastAsia="Times New Roman" w:hAnsi="Times New Roman" w:cs="Times New Roman"/>
+          <w:b/>
+          <w:bCs/>
+          <w:kern w:val="0"/>
+          <w:sz w:val="22"/>
+          <w:szCs w:val="22"/>
+          <w14:ligatures w14:val="none"/>
+        </w:rPr>
+        <w:t>30</w:t>
+      </w:r>
+      <w:r>
+        <w:rPr>
+          <w:rFonts w:ascii="Times New Roman" w:eastAsia="Times New Roman" w:hAnsi="Times New Roman" w:cs="Times New Roman"/>
+          <w:b/>
+          <w:bCs/>
+          <w:kern w:val="0"/>
+          <w:sz w:val="22"/>
+          <w:szCs w:val="22"/>
+          <w14:ligatures w14:val="none"/>
+        </w:rPr>
+        <w:t>0 per winner</w:t>
       </w:r>
       <w:r>
         <w:rPr>
@@ -1104,7 +1128,7 @@
           <w:sz w:val="22"/>
           <w:szCs w:val="22"/>
         </w:rPr>
-        <w:pict w14:anchorId="36E17A90">
+        <w:pict w14:anchorId="1145AF43">
           <v:rect id="_x0000_i1026" alt="" style="width:468pt;height:.05pt;mso-width-percent:0;mso-height-percent:0;mso-width-percent:0;mso-height-percent:0" o:hralign="center" o:hrstd="t" o:hr="t" fillcolor="#a0a0a0" stroked="f"/>
         </w:pict>
       </w:r>
@@ -1295,29 +1319,7 @@
             <w:szCs w:val="22"/>
             <w14:ligatures w14:val="none"/>
           </w:rPr>
-          <w:t>https://luminwin</w:t>
-        </w:r>
-        <w:r>
-          <w:rPr>
-            <w:rStyle w:val="Hyperlink"/>
-            <w:rFonts w:ascii="Times New Roman" w:eastAsia="Times New Roman" w:hAnsi="Times New Roman" w:cs="Times New Roman"/>
-            <w:kern w:val="0"/>
-            <w:sz w:val="22"/>
-            <w:szCs w:val="22"/>
-            <w14:ligatures w14:val="none"/>
-          </w:rPr>
-          <w:t>.</w:t>
-        </w:r>
-        <w:r>
-          <w:rPr>
-            <w:rStyle w:val="Hyperlink"/>
-            <w:rFonts w:ascii="Times New Roman" w:eastAsia="Times New Roman" w:hAnsi="Times New Roman" w:cs="Times New Roman"/>
-            <w:kern w:val="0"/>
-            <w:sz w:val="22"/>
-            <w:szCs w:val="22"/>
-            <w14:ligatures w14:val="none"/>
-          </w:rPr>
-          <w:t>github.io/ASASF/</w:t>
+          <w:t>https://luminwin.github.io/ASASF/</w:t>
         </w:r>
       </w:hyperlink>
       <w:r>
@@ -1343,29 +1345,7 @@
             <w:szCs w:val="22"/>
             <w14:ligatures w14:val="none"/>
           </w:rPr>
-          <w:t>GitHub re</w:t>
-        </w:r>
-        <w:r>
-          <w:rPr>
-            <w:rStyle w:val="Hyperlink"/>
-            <w:rFonts w:ascii="Times New Roman" w:eastAsia="Times New Roman" w:hAnsi="Times New Roman" w:cs="Times New Roman"/>
-            <w:kern w:val="0"/>
-            <w:sz w:val="22"/>
-            <w:szCs w:val="22"/>
-            <w14:ligatures w14:val="none"/>
-          </w:rPr>
-          <w:t>p</w:t>
-        </w:r>
-        <w:r>
-          <w:rPr>
-            <w:rStyle w:val="Hyperlink"/>
-            <w:rFonts w:ascii="Times New Roman" w:eastAsia="Times New Roman" w:hAnsi="Times New Roman" w:cs="Times New Roman"/>
-            <w:kern w:val="0"/>
-            <w:sz w:val="22"/>
-            <w:szCs w:val="22"/>
-            <w14:ligatures w14:val="none"/>
-          </w:rPr>
-          <w:t>ository</w:t>
+          <w:t>GitHub repository</w:t>
         </w:r>
       </w:hyperlink>
       <w:r>
@@ -1399,7 +1379,7 @@
           <w:sz w:val="22"/>
           <w:szCs w:val="22"/>
         </w:rPr>
-        <w:pict w14:anchorId="2CF3EDCA">
+        <w:pict w14:anchorId="6090BE90">
           <v:rect id="_x0000_i1025" alt="" style="width:468pt;height:.05pt;mso-width-percent:0;mso-height-percent:0;mso-width-percent:0;mso-height-percent:0" o:hralign="center" o:hrstd="t" o:hr="t" fillcolor="#a0a0a0" stroked="f"/>
         </w:pict>
       </w:r>

--- a/ASA_South_Florida_Student_Data_Challenge_2026_Call.docx
+++ b/ASA_South_Florida_Student_Data_Challenge_2026_Call.docx
@@ -184,7 +184,7 @@
           <w:sz w:val="22"/>
           <w:szCs w:val="22"/>
         </w:rPr>
-        <w:pict w14:anchorId="7C93F8C7">
+        <w:pict w14:anchorId="4E15605B">
           <v:rect id="_x0000_i1030" alt="" style="width:468pt;height:.05pt;mso-width-percent:0;mso-height-percent:0;mso-width-percent:0;mso-height-percent:0" o:hralign="center" o:hrstd="t" o:hr="t" fillcolor="#a0a0a0" stroked="f"/>
         </w:pict>
       </w:r>
@@ -445,7 +445,7 @@
           <w:sz w:val="22"/>
           <w:szCs w:val="22"/>
         </w:rPr>
-        <w:pict w14:anchorId="3D04ACEF">
+        <w:pict w14:anchorId="795FDD06">
           <v:rect id="_x0000_i1029" alt="" style="width:468pt;height:.05pt;mso-width-percent:0;mso-height-percent:0;mso-width-percent:0;mso-height-percent:0" o:hralign="center" o:hrstd="t" o:hr="t" fillcolor="#a0a0a0" stroked="f"/>
         </w:pict>
       </w:r>
@@ -539,7 +539,7 @@
           <w:sz w:val="22"/>
           <w:szCs w:val="22"/>
         </w:rPr>
-        <w:pict w14:anchorId="59F9CAA0">
+        <w:pict w14:anchorId="481604B8">
           <v:rect id="_x0000_i1028" alt="" style="width:468pt;height:.05pt;mso-width-percent:0;mso-height-percent:0;mso-width-percent:0;mso-height-percent:0" o:hralign="center" o:hrstd="t" o:hr="t" fillcolor="#a0a0a0" stroked="f"/>
         </w:pict>
       </w:r>
@@ -791,7 +791,7 @@
           <w:sz w:val="22"/>
           <w:szCs w:val="22"/>
         </w:rPr>
-        <w:pict w14:anchorId="390011E6">
+        <w:pict w14:anchorId="64422A27">
           <v:rect id="_x0000_i1027" alt="" style="width:468pt;height:.05pt;mso-width-percent:0;mso-height-percent:0;mso-width-percent:0;mso-height-percent:0" o:hralign="center" o:hrstd="t" o:hr="t" fillcolor="#a0a0a0" stroked="f"/>
         </w:pict>
       </w:r>
@@ -858,7 +858,7 @@
           <w:szCs w:val="22"/>
           <w14:ligatures w14:val="none"/>
         </w:rPr>
-        <w:t>30</w:t>
+        <w:t>15</w:t>
       </w:r>
       <w:r>
         <w:rPr>
@@ -1128,7 +1128,7 @@
           <w:sz w:val="22"/>
           <w:szCs w:val="22"/>
         </w:rPr>
-        <w:pict w14:anchorId="1145AF43">
+        <w:pict w14:anchorId="05C15660">
           <v:rect id="_x0000_i1026" alt="" style="width:468pt;height:.05pt;mso-width-percent:0;mso-height-percent:0;mso-width-percent:0;mso-height-percent:0" o:hralign="center" o:hrstd="t" o:hr="t" fillcolor="#a0a0a0" stroked="f"/>
         </w:pict>
       </w:r>
@@ -1379,7 +1379,7 @@
           <w:sz w:val="22"/>
           <w:szCs w:val="22"/>
         </w:rPr>
-        <w:pict w14:anchorId="6090BE90">
+        <w:pict w14:anchorId="1F82C93C">
           <v:rect id="_x0000_i1025" alt="" style="width:468pt;height:.05pt;mso-width-percent:0;mso-height-percent:0;mso-width-percent:0;mso-height-percent:0" o:hralign="center" o:hrstd="t" o:hr="t" fillcolor="#a0a0a0" stroked="f"/>
         </w:pict>
       </w:r>
